--- a/submission/Makuvaza_Tanaka_Vibzcheck_Project2_Bug_Log.docx
+++ b/submission/Makuvaza_Tanaka_Vibzcheck_Project2_Bug_Log.docx
@@ -1638,12 +1638,259 @@
         <w:pStyle w:val="Heading2"/>
       </w:pPr>
       <w:r>
-        <w:t>Reflection</w:t>
+        <w:t>Bug 7 — Owner could not end a legacy session</w:t>
       </w:r>
     </w:p>
     <w:p>
-      <w:r>
-        <w:t xml:space="preserve">The recurring pattern across bugs 2 → 4 → 5 → 6 was that </w:t>
+      <w:pPr>
+        <w:pStyle w:val="ListBullet"/>
+      </w:pPr>
+      <w:r>
+        <w:rPr>
+          <w:b/>
+        </w:rPr>
+        <w:t>Issue.</w:t>
+      </w:r>
+      <w:r>
+        <w:t xml:space="preserve"> Tapping </w:t>
+      </w:r>
+      <w:r>
+        <w:rPr>
+          <w:b/>
+        </w:rPr>
+        <w:t>End session</w:t>
+      </w:r>
+      <w:r>
+        <w:t xml:space="preserve"> on a session whose </w:t>
+      </w:r>
+      <w:r>
+        <w:rPr>
+          <w:rFonts w:ascii="Consolas" w:hAnsi="Consolas"/>
+          <w:color w:val="333333"/>
+          <w:sz w:val="20"/>
+        </w:rPr>
+        <w:t>joinCodes/{code}</w:t>
+      </w:r>
+      <w:r>
+        <w:t xml:space="preserve"> mapping doc didn't exist surfaced </w:t>
+      </w:r>
+      <w:r>
+        <w:rPr>
+          <w:rFonts w:ascii="Consolas" w:hAnsi="Consolas"/>
+          <w:color w:val="333333"/>
+          <w:sz w:val="20"/>
+        </w:rPr>
+        <w:t>[cloud_firestore/permission-denied] The caller does not have permission to execute the specified operation.</w:t>
+      </w:r>
+      <w:r>
+        <w:t xml:space="preserve"> in a SnackBar, leaving the owner unable to close the room. </w:t>
+      </w:r>
+      <w:r>
+        <w:rPr>
+          <w:rFonts w:ascii="Consolas" w:hAnsi="Consolas"/>
+          <w:color w:val="333333"/>
+          <w:sz w:val="20"/>
+        </w:rPr>
+        <w:t>adb logcat</w:t>
+      </w:r>
+      <w:r>
+        <w:t xml:space="preserve"> confirmed the failing operation was </w:t>
+      </w:r>
+      <w:r>
+        <w:rPr>
+          <w:rFonts w:ascii="Consolas" w:hAnsi="Consolas"/>
+          <w:color w:val="333333"/>
+          <w:sz w:val="20"/>
+        </w:rPr>
+        <w:t>Write failed at joinCodes/6TY6SC: PERMISSION_DENIED</w:t>
+      </w:r>
+      <w:r>
+        <w:t xml:space="preserve">, </w:t>
+      </w:r>
+      <w:r>
+        <w:rPr>
+          <w:b/>
+        </w:rPr>
+        <w:t>not</w:t>
+      </w:r>
+      <w:r>
+        <w:t xml:space="preserve"> the session update.</w:t>
+      </w:r>
+    </w:p>
+    <w:p>
+      <w:pPr>
+        <w:pStyle w:val="ListBullet"/>
+      </w:pPr>
+      <w:r>
+        <w:rPr>
+          <w:b/>
+        </w:rPr>
+        <w:t>Root cause.</w:t>
+      </w:r>
+      <w:r>
+        <w:t xml:space="preserve"> </w:t>
+      </w:r>
+      <w:r>
+        <w:rPr>
+          <w:rFonts w:ascii="Consolas" w:hAnsi="Consolas"/>
+          <w:color w:val="333333"/>
+          <w:sz w:val="20"/>
+        </w:rPr>
+        <w:t>SessionRepository.endSession</w:t>
+      </w:r>
+      <w:r>
+        <w:t xml:space="preserve"> always batched a </w:t>
+      </w:r>
+      <w:r>
+        <w:rPr>
+          <w:rFonts w:ascii="Consolas" w:hAnsi="Consolas"/>
+          <w:color w:val="333333"/>
+          <w:sz w:val="20"/>
+        </w:rPr>
+        <w:t>joinCodes/{code}</w:t>
+      </w:r>
+      <w:r>
+        <w:t xml:space="preserve"> delete alongside the session-status update. For sessions created by an older build (before the joinCodes mapping was introduced in Bug 2's fix), there is no mapping doc — and Firestore evaluates </w:t>
+      </w:r>
+      <w:r>
+        <w:rPr>
+          <w:rFonts w:ascii="Consolas" w:hAnsi="Consolas"/>
+          <w:color w:val="333333"/>
+          <w:sz w:val="20"/>
+        </w:rPr>
+        <w:t>delete</w:t>
+      </w:r>
+      <w:r>
+        <w:t xml:space="preserve"> rules against </w:t>
+      </w:r>
+      <w:r>
+        <w:rPr>
+          <w:rFonts w:ascii="Consolas" w:hAnsi="Consolas"/>
+          <w:color w:val="333333"/>
+          <w:sz w:val="20"/>
+        </w:rPr>
+        <w:t>resource = null</w:t>
+      </w:r>
+      <w:r>
+        <w:t xml:space="preserve"> for missing documents. The rule </w:t>
+      </w:r>
+      <w:r>
+        <w:rPr>
+          <w:rFonts w:ascii="Consolas" w:hAnsi="Consolas"/>
+          <w:color w:val="333333"/>
+          <w:sz w:val="20"/>
+        </w:rPr>
+        <w:t>resource.data.ownerId == request.auth.uid</w:t>
+      </w:r>
+      <w:r>
+        <w:t xml:space="preserve"> then resolves to false, the delete is denied, and the entire atomic batch is rolled back.</w:t>
+      </w:r>
+    </w:p>
+    <w:p>
+      <w:pPr>
+        <w:pStyle w:val="ListBullet"/>
+      </w:pPr>
+      <w:r>
+        <w:rPr>
+          <w:b/>
+        </w:rPr>
+        <w:t>Fix.</w:t>
+      </w:r>
+      <w:r>
+        <w:t xml:space="preserve"> </w:t>
+      </w:r>
+      <w:r>
+        <w:rPr>
+          <w:rFonts w:ascii="Consolas" w:hAnsi="Consolas"/>
+          <w:color w:val="333333"/>
+          <w:sz w:val="20"/>
+        </w:rPr>
+        <w:t>endSession</w:t>
+      </w:r>
+      <w:r>
+        <w:t xml:space="preserve"> now reads the joinCodes mapping first and only adds the delete to the batch when the doc actually exists. The session-status flip is no longer coupled to a successful cleanup of legacy data.</w:t>
+      </w:r>
+    </w:p>
+    <w:p>
+      <w:pPr>
+        <w:pStyle w:val="ListBullet"/>
+      </w:pPr>
+      <w:r>
+        <w:rPr>
+          <w:b/>
+        </w:rPr>
+        <w:t>Affected files.</w:t>
+      </w:r>
+      <w:r>
+        <w:t xml:space="preserve"> </w:t>
+      </w:r>
+      <w:r>
+        <w:rPr>
+          <w:rFonts w:ascii="Consolas" w:hAnsi="Consolas"/>
+          <w:color w:val="333333"/>
+          <w:sz w:val="20"/>
+        </w:rPr>
+        <w:t>lib/features/session/data/session_repository.dart</w:t>
+      </w:r>
+      <w:r>
+        <w:t xml:space="preserve">, </w:t>
+      </w:r>
+      <w:r>
+        <w:rPr>
+          <w:rFonts w:ascii="Consolas" w:hAnsi="Consolas"/>
+          <w:color w:val="333333"/>
+          <w:sz w:val="20"/>
+        </w:rPr>
+        <w:t>test/features/session/session_repository_test.dart</w:t>
+      </w:r>
+      <w:r>
+        <w:t xml:space="preserve"> (new regression test </w:t>
+      </w:r>
+      <w:r>
+        <w:rPr>
+          <w:rFonts w:ascii="Consolas" w:hAnsi="Consolas"/>
+          <w:color w:val="333333"/>
+          <w:sz w:val="20"/>
+        </w:rPr>
+        <w:t>still ends the session when the joinCodes mapping is missing</w:t>
+      </w:r>
+      <w:r>
+        <w:t>).</w:t>
+      </w:r>
+    </w:p>
+    <w:p>
+      <w:pPr>
+        <w:pStyle w:val="ListBullet"/>
+      </w:pPr>
+      <w:r>
+        <w:rPr>
+          <w:b/>
+        </w:rPr>
+        <w:t>Commit.</w:t>
+      </w:r>
+      <w:r>
+        <w:t xml:space="preserve"> see history; landed alongside this entry.</w:t>
+      </w:r>
+    </w:p>
+    <w:p>
+      <w:pPr>
+        <w:spacing w:before="40" w:after="40"/>
+        <w:pBdr>
+          <w:bottom w:val="single" w:sz="6" w:space="1" w:color="BBBBBB"/>
+        </w:pBdr>
+      </w:pPr>
+    </w:p>
+    <w:p>
+      <w:pPr>
+        <w:pStyle w:val="Heading2"/>
+      </w:pPr>
+      <w:r>
+        <w:t>Reflection</w:t>
+      </w:r>
+    </w:p>
+    <w:p>
+      <w:r>
+        <w:t xml:space="preserve">The recurring pattern across bugs 2 → 4 → 5 → 6 → 7 was that </w:t>
       </w:r>
       <w:r>
         <w:rPr>
